--- a/Project Documents/5. Project Development Phase/No. of Functional Features Included in the Solution.docx
+++ b/Project Documents/5. Project Development Phase/No. of Functional Features Included in the Solution.docx
@@ -1150,7 +1150,7 @@
               <w:rPr>
                 <w:sz w:val="18"/>
               </w:rPr>
-              <w:t>400 for empty/too-long input, 503 for missing API key, 502 for AI failures; /health and /docs endpoints</w:t>
+              <w:t>400 for empty/too-long input; automatic retry + fallback models when Gemini is busy (503/429); 503 for missing key or still-busy Gemini, 502 for other AI failures; Try again button; /health and /docs endpoints</w:t>
             </w:r>
           </w:p>
         </w:tc>
@@ -1473,7 +1473,7 @@
               <w:rPr>
                 <w:sz w:val="20"/>
               </w:rPr>
-              <w:t>8 (31 automated pytest tests passing + manual UI testing)</w:t>
+              <w:t>8 (40 automated pytest tests passing + manual UI testing)</w:t>
             </w:r>
           </w:p>
         </w:tc>
